--- a/Коммутатор/Управление Коммутатором.docx
+++ b/Коммутатор/Управление Коммутатором.docx
@@ -502,59 +502,42 @@
           <w:rFonts w:ascii="Times New Roman" w:hAnsi="Times New Roman" w:cs="Times New Roman"/>
           <w:sz w:val="28"/>
           <w:szCs w:val="28"/>
-        </w:rPr>
-        <w:t xml:space="preserve">У регистра используются входы </w:t>
-      </w:r>
-      <w:r>
-        <w:rPr>
-          <w:rFonts w:ascii="Times New Roman" w:hAnsi="Times New Roman" w:cs="Times New Roman"/>
-          <w:sz w:val="28"/>
-          <w:szCs w:val="28"/>
-          <w:lang w:val="en-US"/>
-        </w:rPr>
-        <w:t>SD</w:t>
-      </w:r>
-      <w:r>
-        <w:rPr>
-          <w:rFonts w:ascii="Times New Roman" w:hAnsi="Times New Roman" w:cs="Times New Roman"/>
-          <w:sz w:val="28"/>
-          <w:szCs w:val="28"/>
-        </w:rPr>
-        <w:t xml:space="preserve">, </w:t>
-      </w:r>
-      <w:r>
-        <w:rPr>
-          <w:rFonts w:ascii="Times New Roman" w:hAnsi="Times New Roman" w:cs="Times New Roman"/>
-          <w:sz w:val="28"/>
-          <w:szCs w:val="28"/>
-          <w:lang w:val="en-US"/>
-        </w:rPr>
-        <w:t>C</w:t>
-      </w:r>
-      <w:r>
-        <w:rPr>
-          <w:rFonts w:ascii="Times New Roman" w:hAnsi="Times New Roman" w:cs="Times New Roman"/>
-          <w:sz w:val="28"/>
-          <w:szCs w:val="28"/>
-        </w:rPr>
-        <w:t xml:space="preserve">, </w:t>
-      </w:r>
-      <w:r>
-        <w:rPr>
-          <w:rFonts w:ascii="Times New Roman" w:hAnsi="Times New Roman" w:cs="Times New Roman"/>
-          <w:sz w:val="28"/>
-          <w:szCs w:val="28"/>
-          <w:lang w:val="en-US"/>
-        </w:rPr>
-        <w:t>LC</w:t>
-      </w:r>
-      <w:r>
-        <w:rPr>
-          <w:rFonts w:ascii="Times New Roman" w:hAnsi="Times New Roman" w:cs="Times New Roman"/>
-          <w:sz w:val="28"/>
-          <w:szCs w:val="28"/>
-        </w:rPr>
-        <w:t>.</w:t>
+          <w:lang w:val="en-US"/>
+        </w:rPr>
+        <w:t>ENB</w:t>
+      </w:r>
+      <w:r>
+        <w:rPr>
+          <w:rFonts w:ascii="Times New Roman" w:hAnsi="Times New Roman" w:cs="Times New Roman"/>
+          <w:sz w:val="28"/>
+          <w:szCs w:val="28"/>
+        </w:rPr>
+        <w:t>_</w:t>
+      </w:r>
+      <w:r>
+        <w:rPr>
+          <w:rFonts w:ascii="Times New Roman" w:hAnsi="Times New Roman" w:cs="Times New Roman"/>
+          <w:sz w:val="28"/>
+          <w:szCs w:val="28"/>
+          <w:lang w:val="en-US"/>
+        </w:rPr>
+        <w:t>RgK</w:t>
+      </w:r>
+      <w:r>
+        <w:rPr>
+          <w:rFonts w:ascii="Times New Roman" w:hAnsi="Times New Roman" w:cs="Times New Roman"/>
+          <w:sz w:val="28"/>
+          <w:szCs w:val="28"/>
+        </w:rPr>
+        <w:t xml:space="preserve"> </w:t>
+      </w:r>
+      <w:r>
+        <w:rPr>
+          <w:rFonts w:ascii="Times New Roman" w:hAnsi="Times New Roman" w:cs="Times New Roman"/>
+          <w:sz w:val="28"/>
+          <w:szCs w:val="28"/>
+        </w:rPr>
+        <w:t>является сигналом, разрешающим работу коммутатору. При состоянии «0» ведется запись в регистр. При переходе от «0» к «1» по переднему фронту прекращается запись в регистр и записанные биты подаются на выход.</w:t>
       </w:r>
     </w:p>
     <w:p>
@@ -571,6 +554,14 @@
           <w:rFonts w:ascii="Times New Roman" w:hAnsi="Times New Roman" w:cs="Times New Roman"/>
           <w:sz w:val="28"/>
           <w:szCs w:val="28"/>
+        </w:rPr>
+        <w:t xml:space="preserve">У регистра используются входы </w:t>
+      </w:r>
+      <w:r>
+        <w:rPr>
+          <w:rFonts w:ascii="Times New Roman" w:hAnsi="Times New Roman" w:cs="Times New Roman"/>
+          <w:sz w:val="28"/>
+          <w:szCs w:val="28"/>
           <w:lang w:val="en-US"/>
         </w:rPr>
         <w:t>SD</w:t>
@@ -581,7 +572,41 @@
           <w:sz w:val="28"/>
           <w:szCs w:val="28"/>
         </w:rPr>
-        <w:t xml:space="preserve"> вход последовательных данных. Сюда микроконтроллер по очереди подает логические нули и единицы. </w:t>
+        <w:t xml:space="preserve">, </w:t>
+      </w:r>
+      <w:r>
+        <w:rPr>
+          <w:rFonts w:ascii="Times New Roman" w:hAnsi="Times New Roman" w:cs="Times New Roman"/>
+          <w:sz w:val="28"/>
+          <w:szCs w:val="28"/>
+          <w:lang w:val="en-US"/>
+        </w:rPr>
+        <w:t>C</w:t>
+      </w:r>
+      <w:r>
+        <w:rPr>
+          <w:rFonts w:ascii="Times New Roman" w:hAnsi="Times New Roman" w:cs="Times New Roman"/>
+          <w:sz w:val="28"/>
+          <w:szCs w:val="28"/>
+        </w:rPr>
+        <w:t xml:space="preserve">, </w:t>
+      </w:r>
+      <w:r>
+        <w:rPr>
+          <w:rFonts w:ascii="Times New Roman" w:hAnsi="Times New Roman" w:cs="Times New Roman"/>
+          <w:sz w:val="28"/>
+          <w:szCs w:val="28"/>
+          <w:lang w:val="en-US"/>
+        </w:rPr>
+        <w:t>LC</w:t>
+      </w:r>
+      <w:r>
+        <w:rPr>
+          <w:rFonts w:ascii="Times New Roman" w:hAnsi="Times New Roman" w:cs="Times New Roman"/>
+          <w:sz w:val="28"/>
+          <w:szCs w:val="28"/>
+        </w:rPr>
+        <w:t>.</w:t>
       </w:r>
     </w:p>
     <w:p>
@@ -600,40 +625,15 @@
           <w:szCs w:val="28"/>
           <w:lang w:val="en-US"/>
         </w:rPr>
-        <w:t>C</w:t>
-      </w:r>
-      <w:r>
-        <w:rPr>
-          <w:rFonts w:ascii="Times New Roman" w:hAnsi="Times New Roman" w:cs="Times New Roman"/>
-          <w:sz w:val="28"/>
-          <w:szCs w:val="28"/>
-        </w:rPr>
-        <w:t xml:space="preserve"> - тактовый вход сдвига. По переднему фронту импульса (переход от 0 к 1) микросхема считывает бит с контакта </w:t>
-      </w:r>
-      <w:r>
-        <w:rPr>
-          <w:rStyle w:val="HTML"/>
-          <w:rFonts w:ascii="Times New Roman" w:eastAsiaTheme="minorHAnsi" w:hAnsi="Times New Roman" w:cs="Times New Roman"/>
-          <w:sz w:val="28"/>
-          <w:szCs w:val="28"/>
-        </w:rPr>
-        <w:t>DS</w:t>
-      </w:r>
-      <w:r>
-        <w:rPr>
-          <w:rFonts w:ascii="Times New Roman" w:hAnsi="Times New Roman" w:cs="Times New Roman"/>
-          <w:sz w:val="28"/>
-          <w:szCs w:val="28"/>
-        </w:rPr>
-        <w:t xml:space="preserve"> и сдвигает внутреннюю очередь</w:t>
-      </w:r>
-      <w:r>
-        <w:rPr>
-          <w:rFonts w:ascii="Times New Roman" w:hAnsi="Times New Roman" w:cs="Times New Roman"/>
-          <w:sz w:val="28"/>
-          <w:szCs w:val="28"/>
-        </w:rPr>
-        <w:t>.</w:t>
+        <w:t>SD</w:t>
+      </w:r>
+      <w:r>
+        <w:rPr>
+          <w:rFonts w:ascii="Times New Roman" w:hAnsi="Times New Roman" w:cs="Times New Roman"/>
+          <w:sz w:val="28"/>
+          <w:szCs w:val="28"/>
+        </w:rPr>
+        <w:t xml:space="preserve"> вход последовательных данных. Сюда микроконтроллер по очереди подает логические нули и единицы. </w:t>
       </w:r>
     </w:p>
     <w:p>
@@ -652,18 +652,32 @@
           <w:szCs w:val="28"/>
           <w:lang w:val="en-US"/>
         </w:rPr>
-        <w:t>LC</w:t>
-      </w:r>
-      <w:r>
-        <w:t xml:space="preserve"> </w:t>
-      </w:r>
-      <w:r>
-        <w:rPr>
-          <w:rFonts w:ascii="Times New Roman" w:hAnsi="Times New Roman" w:cs="Times New Roman"/>
-          <w:sz w:val="28"/>
-          <w:szCs w:val="28"/>
-        </w:rPr>
-        <w:t>- тактовый вход защелки. Импульс на этом пине мгновенно переносит всю накопленную последовательность из 8 бит на параллельные выходы</w:t>
+        <w:t>C</w:t>
+      </w:r>
+      <w:r>
+        <w:rPr>
+          <w:rFonts w:ascii="Times New Roman" w:hAnsi="Times New Roman" w:cs="Times New Roman"/>
+          <w:sz w:val="28"/>
+          <w:szCs w:val="28"/>
+        </w:rPr>
+        <w:t xml:space="preserve"> - тактовый вход сдвига. По переднему фронту импульса (переход от 0 к 1) микросхема считывает бит с контакта </w:t>
+      </w:r>
+      <w:r>
+        <w:rPr>
+          <w:rStyle w:val="HTML"/>
+          <w:rFonts w:ascii="Times New Roman" w:eastAsiaTheme="minorHAnsi" w:hAnsi="Times New Roman" w:cs="Times New Roman"/>
+          <w:sz w:val="28"/>
+          <w:szCs w:val="28"/>
+        </w:rPr>
+        <w:t>DS</w:t>
+      </w:r>
+      <w:r>
+        <w:rPr>
+          <w:rFonts w:ascii="Times New Roman" w:hAnsi="Times New Roman" w:cs="Times New Roman"/>
+          <w:sz w:val="28"/>
+          <w:szCs w:val="28"/>
+        </w:rPr>
+        <w:t xml:space="preserve"> и сдвигает внутреннюю очередь</w:t>
       </w:r>
       <w:r>
         <w:rPr>
@@ -672,14 +686,6 @@
           <w:szCs w:val="28"/>
         </w:rPr>
         <w:t>.</w:t>
-      </w:r>
-      <w:r>
-        <w:rPr>
-          <w:rFonts w:ascii="Times New Roman" w:hAnsi="Times New Roman" w:cs="Times New Roman"/>
-          <w:sz w:val="28"/>
-          <w:szCs w:val="28"/>
-        </w:rPr>
-        <w:t xml:space="preserve"> Импульс считывается по переднему фронту.</w:t>
       </w:r>
     </w:p>
     <w:p>
@@ -698,22 +704,9 @@
           <w:szCs w:val="28"/>
           <w:lang w:val="en-US"/>
         </w:rPr>
-        <w:t>SD</w:t>
-      </w:r>
-      <w:r>
-        <w:rPr>
-          <w:rFonts w:ascii="Times New Roman" w:hAnsi="Times New Roman" w:cs="Times New Roman"/>
-          <w:sz w:val="28"/>
-          <w:szCs w:val="28"/>
-        </w:rPr>
-        <w:t>,</w:t>
-      </w:r>
-      <w:r>
-        <w:rPr>
-          <w:rFonts w:ascii="Times New Roman" w:hAnsi="Times New Roman" w:cs="Times New Roman"/>
-          <w:sz w:val="28"/>
-          <w:szCs w:val="28"/>
-        </w:rPr>
+        <w:t>LC</w:t>
+      </w:r>
+      <w:r>
         <w:t xml:space="preserve"> </w:t>
       </w:r>
       <w:r>
@@ -721,323 +714,46 @@
           <w:rFonts w:ascii="Times New Roman" w:hAnsi="Times New Roman" w:cs="Times New Roman"/>
           <w:sz w:val="28"/>
           <w:szCs w:val="28"/>
-          <w:lang w:val="en-US"/>
-        </w:rPr>
-        <w:t>C</w:t>
-      </w:r>
-      <w:r>
-        <w:rPr>
-          <w:rFonts w:ascii="Times New Roman" w:hAnsi="Times New Roman" w:cs="Times New Roman"/>
-          <w:sz w:val="28"/>
-          <w:szCs w:val="28"/>
-        </w:rPr>
-        <w:t>,</w:t>
-      </w:r>
-      <w:r>
-        <w:rPr>
-          <w:rFonts w:ascii="Times New Roman" w:hAnsi="Times New Roman" w:cs="Times New Roman"/>
-          <w:sz w:val="28"/>
-          <w:szCs w:val="28"/>
-        </w:rPr>
-        <w:t xml:space="preserve"> </w:t>
-      </w:r>
-      <w:r>
-        <w:rPr>
-          <w:rFonts w:ascii="Times New Roman" w:hAnsi="Times New Roman" w:cs="Times New Roman"/>
-          <w:sz w:val="28"/>
-          <w:szCs w:val="28"/>
-          <w:lang w:val="en-US"/>
-        </w:rPr>
-        <w:t>LC</w:t>
-      </w:r>
-      <w:r>
-        <w:rPr>
-          <w:rFonts w:ascii="Times New Roman" w:hAnsi="Times New Roman" w:cs="Times New Roman"/>
-          <w:sz w:val="28"/>
-          <w:szCs w:val="28"/>
-        </w:rPr>
-        <w:t>,</w:t>
-      </w:r>
-      <w:r>
-        <w:rPr>
-          <w:rFonts w:ascii="Times New Roman" w:hAnsi="Times New Roman" w:cs="Times New Roman"/>
-          <w:sz w:val="28"/>
-          <w:szCs w:val="28"/>
-        </w:rPr>
-        <w:t xml:space="preserve"> подключены к </w:t>
-      </w:r>
-      <w:r>
-        <w:rPr>
-          <w:rFonts w:ascii="Times New Roman" w:hAnsi="Times New Roman" w:cs="Times New Roman"/>
-          <w:sz w:val="28"/>
-          <w:szCs w:val="28"/>
-        </w:rPr>
-        <w:t xml:space="preserve">выходам </w:t>
-      </w:r>
-      <w:r>
-        <w:rPr>
-          <w:rFonts w:ascii="Times New Roman" w:hAnsi="Times New Roman" w:cs="Times New Roman"/>
-          <w:sz w:val="28"/>
-          <w:szCs w:val="28"/>
-        </w:rPr>
-        <w:t>логически</w:t>
-      </w:r>
-      <w:r>
-        <w:rPr>
-          <w:rFonts w:ascii="Times New Roman" w:hAnsi="Times New Roman" w:cs="Times New Roman"/>
-          <w:sz w:val="28"/>
-          <w:szCs w:val="28"/>
-        </w:rPr>
-        <w:t>х</w:t>
-      </w:r>
-      <w:r>
-        <w:rPr>
-          <w:rFonts w:ascii="Times New Roman" w:hAnsi="Times New Roman" w:cs="Times New Roman"/>
-          <w:sz w:val="28"/>
-          <w:szCs w:val="28"/>
-        </w:rPr>
-        <w:t xml:space="preserve"> элемент</w:t>
-      </w:r>
-      <w:r>
-        <w:rPr>
-          <w:rFonts w:ascii="Times New Roman" w:hAnsi="Times New Roman" w:cs="Times New Roman"/>
-          <w:sz w:val="28"/>
-          <w:szCs w:val="28"/>
-        </w:rPr>
-        <w:t>ов</w:t>
-      </w:r>
-      <w:r>
-        <w:rPr>
-          <w:rFonts w:ascii="Times New Roman" w:hAnsi="Times New Roman" w:cs="Times New Roman"/>
-          <w:sz w:val="28"/>
-          <w:szCs w:val="28"/>
-        </w:rPr>
-        <w:t xml:space="preserve"> «И». </w:t>
-      </w:r>
-      <w:r>
-        <w:rPr>
-          <w:rFonts w:ascii="Times New Roman" w:hAnsi="Times New Roman" w:cs="Times New Roman"/>
-          <w:sz w:val="28"/>
-          <w:szCs w:val="28"/>
-          <w:lang w:val="en-US"/>
-        </w:rPr>
-        <w:t>DAT</w:t>
-      </w:r>
-      <w:r>
-        <w:rPr>
-          <w:rFonts w:ascii="Times New Roman" w:hAnsi="Times New Roman" w:cs="Times New Roman"/>
-          <w:sz w:val="28"/>
-          <w:szCs w:val="28"/>
-        </w:rPr>
-        <w:t>,</w:t>
-      </w:r>
-      <w:r>
-        <w:rPr>
-          <w:rFonts w:ascii="Times New Roman" w:hAnsi="Times New Roman" w:cs="Times New Roman"/>
-          <w:sz w:val="28"/>
-          <w:szCs w:val="28"/>
-        </w:rPr>
-        <w:t xml:space="preserve"> </w:t>
-      </w:r>
-      <w:r>
-        <w:rPr>
-          <w:rFonts w:ascii="Times New Roman" w:hAnsi="Times New Roman" w:cs="Times New Roman"/>
-          <w:sz w:val="28"/>
-          <w:szCs w:val="28"/>
-          <w:lang w:val="en-US"/>
-        </w:rPr>
-        <w:t>CLK</w:t>
-      </w:r>
-      <w:r>
-        <w:rPr>
-          <w:rFonts w:ascii="Times New Roman" w:hAnsi="Times New Roman" w:cs="Times New Roman"/>
-          <w:sz w:val="28"/>
-          <w:szCs w:val="28"/>
-        </w:rPr>
-        <w:t>,</w:t>
-      </w:r>
-      <w:r>
-        <w:rPr>
-          <w:rFonts w:ascii="Times New Roman" w:hAnsi="Times New Roman" w:cs="Times New Roman"/>
-          <w:sz w:val="28"/>
-          <w:szCs w:val="28"/>
-        </w:rPr>
-        <w:t xml:space="preserve"> </w:t>
-      </w:r>
-      <w:r>
-        <w:rPr>
-          <w:rFonts w:ascii="Times New Roman" w:hAnsi="Times New Roman" w:cs="Times New Roman"/>
-          <w:sz w:val="28"/>
-          <w:szCs w:val="28"/>
-          <w:lang w:val="en-US"/>
-        </w:rPr>
-        <w:t>ERG</w:t>
-      </w:r>
-      <w:r>
-        <w:rPr>
-          <w:rFonts w:ascii="Times New Roman" w:hAnsi="Times New Roman" w:cs="Times New Roman"/>
-          <w:sz w:val="28"/>
-          <w:szCs w:val="28"/>
-        </w:rPr>
-        <w:t xml:space="preserve"> </w:t>
-      </w:r>
-      <w:r>
-        <w:rPr>
-          <w:rFonts w:ascii="Times New Roman" w:hAnsi="Times New Roman" w:cs="Times New Roman"/>
-          <w:sz w:val="28"/>
-          <w:szCs w:val="28"/>
-        </w:rPr>
-        <w:t xml:space="preserve">подключаются к входам логических элементов соответственно. К второму входу элементов </w:t>
-      </w:r>
-      <w:r>
-        <w:rPr>
-          <w:rFonts w:ascii="Times New Roman" w:hAnsi="Times New Roman" w:cs="Times New Roman"/>
-          <w:sz w:val="28"/>
-          <w:szCs w:val="28"/>
-          <w:lang w:val="en-US"/>
-        </w:rPr>
-        <w:t>DAT</w:t>
-      </w:r>
-      <w:r>
-        <w:rPr>
-          <w:rFonts w:ascii="Times New Roman" w:hAnsi="Times New Roman" w:cs="Times New Roman"/>
-          <w:sz w:val="28"/>
-          <w:szCs w:val="28"/>
-        </w:rPr>
-        <w:t>,</w:t>
-      </w:r>
-      <w:r>
-        <w:rPr>
-          <w:rFonts w:ascii="Times New Roman" w:hAnsi="Times New Roman" w:cs="Times New Roman"/>
-          <w:sz w:val="28"/>
-          <w:szCs w:val="28"/>
-        </w:rPr>
-        <w:t xml:space="preserve"> </w:t>
-      </w:r>
-      <w:r>
-        <w:rPr>
-          <w:rFonts w:ascii="Times New Roman" w:hAnsi="Times New Roman" w:cs="Times New Roman"/>
-          <w:sz w:val="28"/>
-          <w:szCs w:val="28"/>
-          <w:lang w:val="en-US"/>
-        </w:rPr>
-        <w:t>CLK</w:t>
-      </w:r>
-      <w:r>
-        <w:rPr>
-          <w:rFonts w:ascii="Times New Roman" w:hAnsi="Times New Roman" w:cs="Times New Roman"/>
-          <w:sz w:val="28"/>
-          <w:szCs w:val="28"/>
-        </w:rPr>
-        <w:t xml:space="preserve"> </w:t>
-      </w:r>
-      <w:r>
-        <w:rPr>
-          <w:rFonts w:ascii="Times New Roman" w:hAnsi="Times New Roman" w:cs="Times New Roman"/>
-          <w:sz w:val="28"/>
-          <w:szCs w:val="28"/>
-        </w:rPr>
-        <w:t xml:space="preserve">подключен </w:t>
-      </w:r>
-      <w:r>
-        <w:rPr>
-          <w:rFonts w:ascii="Times New Roman" w:hAnsi="Times New Roman" w:cs="Times New Roman"/>
-          <w:sz w:val="28"/>
-          <w:szCs w:val="28"/>
-          <w:lang w:val="en-US"/>
-        </w:rPr>
-        <w:t>ERG</w:t>
-      </w:r>
-      <w:r>
-        <w:rPr>
-          <w:rFonts w:ascii="Times New Roman" w:hAnsi="Times New Roman" w:cs="Times New Roman"/>
-          <w:sz w:val="28"/>
-          <w:szCs w:val="28"/>
-        </w:rPr>
-        <w:t xml:space="preserve"> через логический элемент «НЕ». Таким образом, если </w:t>
-      </w:r>
-      <w:r>
-        <w:rPr>
-          <w:rFonts w:ascii="Times New Roman" w:hAnsi="Times New Roman" w:cs="Times New Roman"/>
-          <w:sz w:val="28"/>
-          <w:szCs w:val="28"/>
-          <w:lang w:val="en-US"/>
-        </w:rPr>
-        <w:t>ERG</w:t>
-      </w:r>
-      <w:r>
-        <w:rPr>
-          <w:rFonts w:ascii="Times New Roman" w:hAnsi="Times New Roman" w:cs="Times New Roman"/>
-          <w:sz w:val="28"/>
-          <w:szCs w:val="28"/>
-        </w:rPr>
-        <w:t xml:space="preserve"> = 0 – то </w:t>
-      </w:r>
-      <w:r>
-        <w:rPr>
-          <w:rFonts w:ascii="Times New Roman" w:hAnsi="Times New Roman" w:cs="Times New Roman"/>
-          <w:sz w:val="28"/>
-          <w:szCs w:val="28"/>
-        </w:rPr>
-        <w:t xml:space="preserve">сигналы подаются на входы </w:t>
-      </w:r>
-      <w:r>
-        <w:rPr>
-          <w:rFonts w:ascii="Times New Roman" w:hAnsi="Times New Roman" w:cs="Times New Roman"/>
-          <w:sz w:val="28"/>
-          <w:szCs w:val="28"/>
-          <w:lang w:val="en-US"/>
-        </w:rPr>
-        <w:t>SD</w:t>
-      </w:r>
-      <w:r>
-        <w:rPr>
-          <w:rFonts w:ascii="Times New Roman" w:hAnsi="Times New Roman" w:cs="Times New Roman"/>
-          <w:sz w:val="28"/>
-          <w:szCs w:val="28"/>
-        </w:rPr>
-        <w:t xml:space="preserve"> и </w:t>
-      </w:r>
-      <w:r>
-        <w:rPr>
-          <w:rFonts w:ascii="Times New Roman" w:hAnsi="Times New Roman" w:cs="Times New Roman"/>
-          <w:sz w:val="28"/>
-          <w:szCs w:val="28"/>
-          <w:lang w:val="en-US"/>
-        </w:rPr>
-        <w:t>C</w:t>
-      </w:r>
-      <w:r>
-        <w:rPr>
-          <w:rFonts w:ascii="Times New Roman" w:hAnsi="Times New Roman" w:cs="Times New Roman"/>
-          <w:sz w:val="28"/>
-          <w:szCs w:val="28"/>
-        </w:rPr>
-        <w:t xml:space="preserve">, если же он равен 1 то сигналы не подаются. Второй вход логического элемента «И» </w:t>
-      </w:r>
-      <w:r>
-        <w:rPr>
-          <w:rFonts w:ascii="Times New Roman" w:hAnsi="Times New Roman" w:cs="Times New Roman"/>
-          <w:sz w:val="28"/>
-          <w:szCs w:val="28"/>
-          <w:lang w:val="en-US"/>
-        </w:rPr>
-        <w:t>ERG</w:t>
-      </w:r>
-      <w:r>
-        <w:rPr>
-          <w:rFonts w:ascii="Times New Roman" w:hAnsi="Times New Roman" w:cs="Times New Roman"/>
-          <w:sz w:val="28"/>
-          <w:szCs w:val="28"/>
-        </w:rPr>
-        <w:t xml:space="preserve"> подключен к 4 последовательно соединенным элементам «НЕ», которые подключены к питанию 5В, таким образом всегда выдавая «1».</w:t>
+        </w:rPr>
+        <w:t xml:space="preserve">- тактовый вход защелки. Импульс </w:t>
+      </w:r>
+      <w:r>
+        <w:rPr>
+          <w:rFonts w:ascii="Times New Roman" w:hAnsi="Times New Roman" w:cs="Times New Roman"/>
+          <w:sz w:val="28"/>
+          <w:szCs w:val="28"/>
+        </w:rPr>
+        <w:t xml:space="preserve">(переход от 0 к 1) </w:t>
+      </w:r>
+      <w:r>
+        <w:rPr>
+          <w:rFonts w:ascii="Times New Roman" w:hAnsi="Times New Roman" w:cs="Times New Roman"/>
+          <w:sz w:val="28"/>
+          <w:szCs w:val="28"/>
+        </w:rPr>
+        <w:t>на этом пине мгновенно переносит всю накопленную последовательность из 8 бит на параллельные выходы</w:t>
+      </w:r>
+      <w:r>
+        <w:rPr>
+          <w:rFonts w:ascii="Times New Roman" w:hAnsi="Times New Roman" w:cs="Times New Roman"/>
+          <w:sz w:val="28"/>
+          <w:szCs w:val="28"/>
+        </w:rPr>
+        <w:t>.</w:t>
+      </w:r>
+      <w:r>
+        <w:rPr>
+          <w:rFonts w:ascii="Times New Roman" w:hAnsi="Times New Roman" w:cs="Times New Roman"/>
+          <w:sz w:val="28"/>
+          <w:szCs w:val="28"/>
+        </w:rPr>
+        <w:t xml:space="preserve"> Импульс считывается по переднему фронту.</w:t>
       </w:r>
     </w:p>
     <w:p>
       <w:pPr>
         <w:ind w:firstLine="708"/>
         <w:rPr>
-          <w:rStyle w:val="yadgie"/>
           <w:rFonts w:ascii="Times New Roman" w:hAnsi="Times New Roman" w:cs="Times New Roman"/>
           <w:sz w:val="28"/>
           <w:szCs w:val="28"/>
@@ -1045,16 +761,23 @@
       </w:pPr>
       <w:r>
         <w:rPr>
-          <w:rStyle w:val="yadgie"/>
-          <w:rFonts w:ascii="Times New Roman" w:hAnsi="Times New Roman" w:cs="Times New Roman"/>
-          <w:sz w:val="28"/>
-          <w:szCs w:val="28"/>
-        </w:rPr>
-        <w:t>OE</w:t>
-      </w:r>
-      <w:r>
-        <w:rPr>
-          <w:rStyle w:val="yadgie"/>
+          <w:rFonts w:ascii="Times New Roman" w:hAnsi="Times New Roman" w:cs="Times New Roman"/>
+          <w:sz w:val="28"/>
+          <w:szCs w:val="28"/>
+          <w:lang w:val="en-US"/>
+        </w:rPr>
+        <w:t>SD</w:t>
+      </w:r>
+      <w:r>
+        <w:rPr>
+          <w:rFonts w:ascii="Times New Roman" w:hAnsi="Times New Roman" w:cs="Times New Roman"/>
+          <w:sz w:val="28"/>
+          <w:szCs w:val="28"/>
+        </w:rPr>
+        <w:t>,</w:t>
+      </w:r>
+      <w:r>
+        <w:rPr>
           <w:rFonts w:ascii="Times New Roman" w:hAnsi="Times New Roman" w:cs="Times New Roman"/>
           <w:sz w:val="28"/>
           <w:szCs w:val="28"/>
@@ -1063,47 +786,326 @@
       </w:r>
       <w:r>
         <w:rPr>
-          <w:rStyle w:val="yadgie"/>
-          <w:rFonts w:ascii="Times New Roman" w:hAnsi="Times New Roman" w:cs="Times New Roman"/>
-          <w:sz w:val="28"/>
-          <w:szCs w:val="28"/>
-        </w:rPr>
-        <w:t xml:space="preserve">— разрешение работы выходов. При подключении к земле (GND) выходы активны. </w:t>
-      </w:r>
-      <w:r>
-        <w:rPr>
-          <w:rStyle w:val="yadgie"/>
-          <w:rFonts w:ascii="Times New Roman" w:hAnsi="Times New Roman" w:cs="Times New Roman"/>
-          <w:sz w:val="28"/>
-          <w:szCs w:val="28"/>
-          <w:lang w:val="en-US"/>
-        </w:rPr>
-        <w:t>OE</w:t>
-      </w:r>
-      <w:r>
-        <w:rPr>
-          <w:rStyle w:val="yadgie"/>
-          <w:rFonts w:ascii="Times New Roman" w:hAnsi="Times New Roman" w:cs="Times New Roman"/>
-          <w:sz w:val="28"/>
-          <w:szCs w:val="28"/>
-        </w:rPr>
-        <w:t xml:space="preserve"> подключен к земле </w:t>
-      </w:r>
-      <w:r>
-        <w:rPr>
-          <w:rStyle w:val="yadgie"/>
-          <w:rFonts w:ascii="Times New Roman" w:hAnsi="Times New Roman" w:cs="Times New Roman"/>
-          <w:sz w:val="28"/>
-          <w:szCs w:val="28"/>
-          <w:lang w:val="en-US"/>
-        </w:rPr>
-        <w:t>(GND).</w:t>
+          <w:rFonts w:ascii="Times New Roman" w:hAnsi="Times New Roman" w:cs="Times New Roman"/>
+          <w:sz w:val="28"/>
+          <w:szCs w:val="28"/>
+          <w:lang w:val="en-US"/>
+        </w:rPr>
+        <w:t>C</w:t>
+      </w:r>
+      <w:r>
+        <w:rPr>
+          <w:rFonts w:ascii="Times New Roman" w:hAnsi="Times New Roman" w:cs="Times New Roman"/>
+          <w:sz w:val="28"/>
+          <w:szCs w:val="28"/>
+        </w:rPr>
+        <w:t>,</w:t>
+      </w:r>
+      <w:r>
+        <w:rPr>
+          <w:rFonts w:ascii="Times New Roman" w:hAnsi="Times New Roman" w:cs="Times New Roman"/>
+          <w:sz w:val="28"/>
+          <w:szCs w:val="28"/>
+        </w:rPr>
+        <w:t xml:space="preserve"> </w:t>
+      </w:r>
+      <w:r>
+        <w:rPr>
+          <w:rFonts w:ascii="Times New Roman" w:hAnsi="Times New Roman" w:cs="Times New Roman"/>
+          <w:sz w:val="28"/>
+          <w:szCs w:val="28"/>
+          <w:lang w:val="en-US"/>
+        </w:rPr>
+        <w:t>LC</w:t>
+      </w:r>
+      <w:r>
+        <w:rPr>
+          <w:rFonts w:ascii="Times New Roman" w:hAnsi="Times New Roman" w:cs="Times New Roman"/>
+          <w:sz w:val="28"/>
+          <w:szCs w:val="28"/>
+        </w:rPr>
+        <w:t>,</w:t>
+      </w:r>
+      <w:r>
+        <w:rPr>
+          <w:rFonts w:ascii="Times New Roman" w:hAnsi="Times New Roman" w:cs="Times New Roman"/>
+          <w:sz w:val="28"/>
+          <w:szCs w:val="28"/>
+        </w:rPr>
+        <w:t xml:space="preserve"> подключены к </w:t>
+      </w:r>
+      <w:r>
+        <w:rPr>
+          <w:rFonts w:ascii="Times New Roman" w:hAnsi="Times New Roman" w:cs="Times New Roman"/>
+          <w:sz w:val="28"/>
+          <w:szCs w:val="28"/>
+        </w:rPr>
+        <w:t xml:space="preserve">выходам </w:t>
+      </w:r>
+      <w:r>
+        <w:rPr>
+          <w:rFonts w:ascii="Times New Roman" w:hAnsi="Times New Roman" w:cs="Times New Roman"/>
+          <w:sz w:val="28"/>
+          <w:szCs w:val="28"/>
+        </w:rPr>
+        <w:t>логически</w:t>
+      </w:r>
+      <w:r>
+        <w:rPr>
+          <w:rFonts w:ascii="Times New Roman" w:hAnsi="Times New Roman" w:cs="Times New Roman"/>
+          <w:sz w:val="28"/>
+          <w:szCs w:val="28"/>
+        </w:rPr>
+        <w:t>х</w:t>
+      </w:r>
+      <w:r>
+        <w:rPr>
+          <w:rFonts w:ascii="Times New Roman" w:hAnsi="Times New Roman" w:cs="Times New Roman"/>
+          <w:sz w:val="28"/>
+          <w:szCs w:val="28"/>
+        </w:rPr>
+        <w:t xml:space="preserve"> элемент</w:t>
+      </w:r>
+      <w:r>
+        <w:rPr>
+          <w:rFonts w:ascii="Times New Roman" w:hAnsi="Times New Roman" w:cs="Times New Roman"/>
+          <w:sz w:val="28"/>
+          <w:szCs w:val="28"/>
+        </w:rPr>
+        <w:t>ов</w:t>
+      </w:r>
+      <w:r>
+        <w:rPr>
+          <w:rFonts w:ascii="Times New Roman" w:hAnsi="Times New Roman" w:cs="Times New Roman"/>
+          <w:sz w:val="28"/>
+          <w:szCs w:val="28"/>
+        </w:rPr>
+        <w:t xml:space="preserve"> «И». </w:t>
+      </w:r>
+      <w:r>
+        <w:rPr>
+          <w:rFonts w:ascii="Times New Roman" w:hAnsi="Times New Roman" w:cs="Times New Roman"/>
+          <w:sz w:val="28"/>
+          <w:szCs w:val="28"/>
+          <w:lang w:val="en-US"/>
+        </w:rPr>
+        <w:t>DAT</w:t>
+      </w:r>
+      <w:r>
+        <w:rPr>
+          <w:rFonts w:ascii="Times New Roman" w:hAnsi="Times New Roman" w:cs="Times New Roman"/>
+          <w:sz w:val="28"/>
+          <w:szCs w:val="28"/>
+        </w:rPr>
+        <w:t>,</w:t>
+      </w:r>
+      <w:r>
+        <w:rPr>
+          <w:rFonts w:ascii="Times New Roman" w:hAnsi="Times New Roman" w:cs="Times New Roman"/>
+          <w:sz w:val="28"/>
+          <w:szCs w:val="28"/>
+        </w:rPr>
+        <w:t xml:space="preserve"> </w:t>
+      </w:r>
+      <w:r>
+        <w:rPr>
+          <w:rFonts w:ascii="Times New Roman" w:hAnsi="Times New Roman" w:cs="Times New Roman"/>
+          <w:sz w:val="28"/>
+          <w:szCs w:val="28"/>
+          <w:lang w:val="en-US"/>
+        </w:rPr>
+        <w:t>CLK</w:t>
+      </w:r>
+      <w:r>
+        <w:rPr>
+          <w:rFonts w:ascii="Times New Roman" w:hAnsi="Times New Roman" w:cs="Times New Roman"/>
+          <w:sz w:val="28"/>
+          <w:szCs w:val="28"/>
+        </w:rPr>
+        <w:t>,</w:t>
+      </w:r>
+      <w:r>
+        <w:rPr>
+          <w:rFonts w:ascii="Times New Roman" w:hAnsi="Times New Roman" w:cs="Times New Roman"/>
+          <w:sz w:val="28"/>
+          <w:szCs w:val="28"/>
+        </w:rPr>
+        <w:t xml:space="preserve"> </w:t>
+      </w:r>
+      <w:r>
+        <w:rPr>
+          <w:rFonts w:ascii="Times New Roman" w:hAnsi="Times New Roman" w:cs="Times New Roman"/>
+          <w:sz w:val="28"/>
+          <w:szCs w:val="28"/>
+          <w:lang w:val="en-US"/>
+        </w:rPr>
+        <w:t>ERG</w:t>
+      </w:r>
+      <w:r>
+        <w:rPr>
+          <w:rFonts w:ascii="Times New Roman" w:hAnsi="Times New Roman" w:cs="Times New Roman"/>
+          <w:sz w:val="28"/>
+          <w:szCs w:val="28"/>
+        </w:rPr>
+        <w:t xml:space="preserve"> </w:t>
+      </w:r>
+      <w:r>
+        <w:rPr>
+          <w:rFonts w:ascii="Times New Roman" w:hAnsi="Times New Roman" w:cs="Times New Roman"/>
+          <w:sz w:val="28"/>
+          <w:szCs w:val="28"/>
+        </w:rPr>
+        <w:t xml:space="preserve">подключаются к входам логических элементов соответственно. К второму входу элементов </w:t>
+      </w:r>
+      <w:r>
+        <w:rPr>
+          <w:rFonts w:ascii="Times New Roman" w:hAnsi="Times New Roman" w:cs="Times New Roman"/>
+          <w:sz w:val="28"/>
+          <w:szCs w:val="28"/>
+          <w:lang w:val="en-US"/>
+        </w:rPr>
+        <w:t>DAT</w:t>
+      </w:r>
+      <w:r>
+        <w:rPr>
+          <w:rFonts w:ascii="Times New Roman" w:hAnsi="Times New Roman" w:cs="Times New Roman"/>
+          <w:sz w:val="28"/>
+          <w:szCs w:val="28"/>
+        </w:rPr>
+        <w:t>,</w:t>
+      </w:r>
+      <w:r>
+        <w:rPr>
+          <w:rFonts w:ascii="Times New Roman" w:hAnsi="Times New Roman" w:cs="Times New Roman"/>
+          <w:sz w:val="28"/>
+          <w:szCs w:val="28"/>
+        </w:rPr>
+        <w:t xml:space="preserve"> </w:t>
+      </w:r>
+      <w:r>
+        <w:rPr>
+          <w:rFonts w:ascii="Times New Roman" w:hAnsi="Times New Roman" w:cs="Times New Roman"/>
+          <w:sz w:val="28"/>
+          <w:szCs w:val="28"/>
+          <w:lang w:val="en-US"/>
+        </w:rPr>
+        <w:t>CLK</w:t>
+      </w:r>
+      <w:r>
+        <w:rPr>
+          <w:rFonts w:ascii="Times New Roman" w:hAnsi="Times New Roman" w:cs="Times New Roman"/>
+          <w:sz w:val="28"/>
+          <w:szCs w:val="28"/>
+        </w:rPr>
+        <w:t xml:space="preserve"> </w:t>
+      </w:r>
+      <w:r>
+        <w:rPr>
+          <w:rFonts w:ascii="Times New Roman" w:hAnsi="Times New Roman" w:cs="Times New Roman"/>
+          <w:sz w:val="28"/>
+          <w:szCs w:val="28"/>
+        </w:rPr>
+        <w:t xml:space="preserve">подключен </w:t>
+      </w:r>
+      <w:r>
+        <w:rPr>
+          <w:rFonts w:ascii="Times New Roman" w:hAnsi="Times New Roman" w:cs="Times New Roman"/>
+          <w:sz w:val="28"/>
+          <w:szCs w:val="28"/>
+          <w:lang w:val="en-US"/>
+        </w:rPr>
+        <w:t>ERG</w:t>
+      </w:r>
+      <w:r>
+        <w:rPr>
+          <w:rFonts w:ascii="Times New Roman" w:hAnsi="Times New Roman" w:cs="Times New Roman"/>
+          <w:sz w:val="28"/>
+          <w:szCs w:val="28"/>
+        </w:rPr>
+        <w:t xml:space="preserve"> через логический элемент «НЕ». Таким образом, если </w:t>
+      </w:r>
+      <w:r>
+        <w:rPr>
+          <w:rFonts w:ascii="Times New Roman" w:hAnsi="Times New Roman" w:cs="Times New Roman"/>
+          <w:sz w:val="28"/>
+          <w:szCs w:val="28"/>
+          <w:lang w:val="en-US"/>
+        </w:rPr>
+        <w:t>ERG</w:t>
+      </w:r>
+      <w:r>
+        <w:rPr>
+          <w:rFonts w:ascii="Times New Roman" w:hAnsi="Times New Roman" w:cs="Times New Roman"/>
+          <w:sz w:val="28"/>
+          <w:szCs w:val="28"/>
+        </w:rPr>
+        <w:t xml:space="preserve"> = 0 – то </w:t>
+      </w:r>
+      <w:r>
+        <w:rPr>
+          <w:rFonts w:ascii="Times New Roman" w:hAnsi="Times New Roman" w:cs="Times New Roman"/>
+          <w:sz w:val="28"/>
+          <w:szCs w:val="28"/>
+        </w:rPr>
+        <w:t xml:space="preserve">сигналы подаются на входы </w:t>
+      </w:r>
+      <w:r>
+        <w:rPr>
+          <w:rFonts w:ascii="Times New Roman" w:hAnsi="Times New Roman" w:cs="Times New Roman"/>
+          <w:sz w:val="28"/>
+          <w:szCs w:val="28"/>
+          <w:lang w:val="en-US"/>
+        </w:rPr>
+        <w:t>SD</w:t>
+      </w:r>
+      <w:r>
+        <w:rPr>
+          <w:rFonts w:ascii="Times New Roman" w:hAnsi="Times New Roman" w:cs="Times New Roman"/>
+          <w:sz w:val="28"/>
+          <w:szCs w:val="28"/>
+        </w:rPr>
+        <w:t xml:space="preserve"> и </w:t>
+      </w:r>
+      <w:r>
+        <w:rPr>
+          <w:rFonts w:ascii="Times New Roman" w:hAnsi="Times New Roman" w:cs="Times New Roman"/>
+          <w:sz w:val="28"/>
+          <w:szCs w:val="28"/>
+          <w:lang w:val="en-US"/>
+        </w:rPr>
+        <w:t>C</w:t>
+      </w:r>
+      <w:r>
+        <w:rPr>
+          <w:rFonts w:ascii="Times New Roman" w:hAnsi="Times New Roman" w:cs="Times New Roman"/>
+          <w:sz w:val="28"/>
+          <w:szCs w:val="28"/>
+        </w:rPr>
+        <w:t xml:space="preserve">, если же он равен 1 то сигналы не подаются. Второй вход логического элемента «И» </w:t>
+      </w:r>
+      <w:r>
+        <w:rPr>
+          <w:rFonts w:ascii="Times New Roman" w:hAnsi="Times New Roman" w:cs="Times New Roman"/>
+          <w:sz w:val="28"/>
+          <w:szCs w:val="28"/>
+          <w:lang w:val="en-US"/>
+        </w:rPr>
+        <w:t>ERG</w:t>
+      </w:r>
+      <w:r>
+        <w:rPr>
+          <w:rFonts w:ascii="Times New Roman" w:hAnsi="Times New Roman" w:cs="Times New Roman"/>
+          <w:sz w:val="28"/>
+          <w:szCs w:val="28"/>
+        </w:rPr>
+        <w:t xml:space="preserve"> подключен к 4 последовательно соединенным элементам «НЕ», которые подключены к питанию 5В, таким образом всегда выдавая «1».</w:t>
       </w:r>
     </w:p>
     <w:p>
       <w:pPr>
         <w:ind w:firstLine="708"/>
         <w:rPr>
+          <w:rStyle w:val="yadgie"/>
           <w:rFonts w:ascii="Times New Roman" w:hAnsi="Times New Roman" w:cs="Times New Roman"/>
           <w:sz w:val="28"/>
           <w:szCs w:val="28"/>
@@ -1111,19 +1113,16 @@
       </w:pPr>
       <w:r>
         <w:rPr>
-          <w:rStyle w:val="a4"/>
-          <w:rFonts w:ascii="Times New Roman" w:hAnsi="Times New Roman" w:cs="Times New Roman"/>
-          <w:b w:val="0"/>
-          <w:bCs w:val="0"/>
-          <w:sz w:val="28"/>
-          <w:szCs w:val="28"/>
-          <w:lang w:val="en-US"/>
-        </w:rPr>
-        <w:t>R</w:t>
-      </w:r>
-      <w:r>
-        <w:rPr>
-          <w:rStyle w:val="a4"/>
+          <w:rStyle w:val="yadgie"/>
+          <w:rFonts w:ascii="Times New Roman" w:hAnsi="Times New Roman" w:cs="Times New Roman"/>
+          <w:sz w:val="28"/>
+          <w:szCs w:val="28"/>
+        </w:rPr>
+        <w:t>OE</w:t>
+      </w:r>
+      <w:r>
+        <w:rPr>
+          <w:rStyle w:val="yadgie"/>
           <w:rFonts w:ascii="Times New Roman" w:hAnsi="Times New Roman" w:cs="Times New Roman"/>
           <w:sz w:val="28"/>
           <w:szCs w:val="28"/>
@@ -1132,85 +1131,59 @@
       </w:r>
       <w:r>
         <w:rPr>
-          <w:rStyle w:val="inqyif"/>
-          <w:rFonts w:ascii="Times New Roman" w:hAnsi="Times New Roman" w:cs="Times New Roman"/>
-          <w:sz w:val="28"/>
-          <w:szCs w:val="28"/>
-          <w:lang w:val="en-US"/>
-        </w:rPr>
-        <w:t xml:space="preserve">— </w:t>
-      </w:r>
-      <w:r>
-        <w:rPr>
-          <w:rStyle w:val="inqyif"/>
-          <w:rFonts w:ascii="Times New Roman" w:hAnsi="Times New Roman" w:cs="Times New Roman"/>
-          <w:sz w:val="28"/>
-          <w:szCs w:val="28"/>
-        </w:rPr>
-        <w:t>аппаратный</w:t>
-      </w:r>
-      <w:r>
-        <w:rPr>
-          <w:rStyle w:val="inqyif"/>
-          <w:rFonts w:ascii="Times New Roman" w:hAnsi="Times New Roman" w:cs="Times New Roman"/>
-          <w:sz w:val="28"/>
-          <w:szCs w:val="28"/>
-          <w:lang w:val="en-US"/>
-        </w:rPr>
-        <w:t xml:space="preserve"> </w:t>
-      </w:r>
-      <w:r>
-        <w:rPr>
-          <w:rStyle w:val="inqyif"/>
-          <w:rFonts w:ascii="Times New Roman" w:hAnsi="Times New Roman" w:cs="Times New Roman"/>
-          <w:sz w:val="28"/>
-          <w:szCs w:val="28"/>
-        </w:rPr>
-        <w:t>сброс</w:t>
-      </w:r>
-      <w:r>
-        <w:rPr>
-          <w:rStyle w:val="inqyif"/>
-          <w:rFonts w:ascii="Times New Roman" w:hAnsi="Times New Roman" w:cs="Times New Roman"/>
-          <w:sz w:val="28"/>
-          <w:szCs w:val="28"/>
-          <w:lang w:val="en-US"/>
-        </w:rPr>
-        <w:t xml:space="preserve">. </w:t>
-      </w:r>
-      <w:r>
-        <w:rPr>
-          <w:rStyle w:val="inqyif"/>
-          <w:rFonts w:ascii="Times New Roman" w:hAnsi="Times New Roman" w:cs="Times New Roman"/>
-          <w:sz w:val="28"/>
-          <w:szCs w:val="28"/>
-        </w:rPr>
-        <w:t>Очищает внутренний регистр. Для обычной работы должен быть постоянно подключен к шине питания VCC (+5V).</w:t>
-      </w:r>
-      <w:r>
-        <w:rPr>
-          <w:rFonts w:ascii="Times New Roman" w:hAnsi="Times New Roman" w:cs="Times New Roman"/>
-          <w:sz w:val="28"/>
-          <w:szCs w:val="28"/>
-        </w:rPr>
-        <w:t xml:space="preserve"> </w:t>
-      </w:r>
-      <w:r>
-        <w:rPr>
-          <w:rFonts w:ascii="Times New Roman" w:hAnsi="Times New Roman" w:cs="Times New Roman"/>
-          <w:sz w:val="28"/>
-          <w:szCs w:val="28"/>
-          <w:lang w:val="en-US"/>
-        </w:rPr>
-        <w:t>R</w:t>
-      </w:r>
-      <w:r>
-        <w:rPr>
-          <w:rFonts w:ascii="Times New Roman" w:hAnsi="Times New Roman" w:cs="Times New Roman"/>
-          <w:sz w:val="28"/>
-          <w:szCs w:val="28"/>
-        </w:rPr>
-        <w:t xml:space="preserve"> подключен к питанию.</w:t>
+          <w:rStyle w:val="yadgie"/>
+          <w:rFonts w:ascii="Times New Roman" w:hAnsi="Times New Roman" w:cs="Times New Roman"/>
+          <w:sz w:val="28"/>
+          <w:szCs w:val="28"/>
+        </w:rPr>
+        <w:t xml:space="preserve">— разрешение работы выходов. При подключении к земле (GND) выходы активны. </w:t>
+      </w:r>
+      <w:r>
+        <w:rPr>
+          <w:rStyle w:val="yadgie"/>
+          <w:rFonts w:ascii="Times New Roman" w:hAnsi="Times New Roman" w:cs="Times New Roman"/>
+          <w:sz w:val="28"/>
+          <w:szCs w:val="28"/>
+          <w:lang w:val="en-US"/>
+        </w:rPr>
+        <w:t>OE</w:t>
+      </w:r>
+      <w:r>
+        <w:rPr>
+          <w:rStyle w:val="yadgie"/>
+          <w:rFonts w:ascii="Times New Roman" w:hAnsi="Times New Roman" w:cs="Times New Roman"/>
+          <w:sz w:val="28"/>
+          <w:szCs w:val="28"/>
+        </w:rPr>
+        <w:t xml:space="preserve"> подключен к земле </w:t>
+      </w:r>
+      <w:r>
+        <w:rPr>
+          <w:rStyle w:val="yadgie"/>
+          <w:rFonts w:ascii="Times New Roman" w:hAnsi="Times New Roman" w:cs="Times New Roman"/>
+          <w:sz w:val="28"/>
+          <w:szCs w:val="28"/>
+        </w:rPr>
+        <w:t>(</w:t>
+      </w:r>
+      <w:r>
+        <w:rPr>
+          <w:rStyle w:val="yadgie"/>
+          <w:rFonts w:ascii="Times New Roman" w:hAnsi="Times New Roman" w:cs="Times New Roman"/>
+          <w:sz w:val="28"/>
+          <w:szCs w:val="28"/>
+          <w:lang w:val="en-US"/>
+        </w:rPr>
+        <w:t>GND</w:t>
+      </w:r>
+      <w:r>
+        <w:rPr>
+          <w:rStyle w:val="yadgie"/>
+          <w:rFonts w:ascii="Times New Roman" w:hAnsi="Times New Roman" w:cs="Times New Roman"/>
+          <w:sz w:val="28"/>
+          <w:szCs w:val="28"/>
+        </w:rPr>
+        <w:t>).</w:t>
       </w:r>
     </w:p>
     <w:p>
@@ -1224,6 +1197,116 @@
       </w:pPr>
       <w:r>
         <w:rPr>
+          <w:rStyle w:val="a4"/>
+          <w:rFonts w:ascii="Times New Roman" w:hAnsi="Times New Roman" w:cs="Times New Roman"/>
+          <w:b w:val="0"/>
+          <w:bCs w:val="0"/>
+          <w:sz w:val="28"/>
+          <w:szCs w:val="28"/>
+          <w:lang w:val="en-US"/>
+        </w:rPr>
+        <w:t>R</w:t>
+      </w:r>
+      <w:r>
+        <w:rPr>
+          <w:rStyle w:val="a4"/>
+          <w:rFonts w:ascii="Times New Roman" w:hAnsi="Times New Roman" w:cs="Times New Roman"/>
+          <w:sz w:val="28"/>
+          <w:szCs w:val="28"/>
+        </w:rPr>
+        <w:t xml:space="preserve"> </w:t>
+      </w:r>
+      <w:r>
+        <w:rPr>
+          <w:rStyle w:val="inqyif"/>
+          <w:rFonts w:ascii="Times New Roman" w:hAnsi="Times New Roman" w:cs="Times New Roman"/>
+          <w:sz w:val="28"/>
+          <w:szCs w:val="28"/>
+        </w:rPr>
+        <w:t xml:space="preserve">— </w:t>
+      </w:r>
+      <w:r>
+        <w:rPr>
+          <w:rStyle w:val="inqyif"/>
+          <w:rFonts w:ascii="Times New Roman" w:hAnsi="Times New Roman" w:cs="Times New Roman"/>
+          <w:sz w:val="28"/>
+          <w:szCs w:val="28"/>
+        </w:rPr>
+        <w:t>аппаратный</w:t>
+      </w:r>
+      <w:r>
+        <w:rPr>
+          <w:rStyle w:val="inqyif"/>
+          <w:rFonts w:ascii="Times New Roman" w:hAnsi="Times New Roman" w:cs="Times New Roman"/>
+          <w:sz w:val="28"/>
+          <w:szCs w:val="28"/>
+        </w:rPr>
+        <w:t xml:space="preserve"> </w:t>
+      </w:r>
+      <w:r>
+        <w:rPr>
+          <w:rStyle w:val="inqyif"/>
+          <w:rFonts w:ascii="Times New Roman" w:hAnsi="Times New Roman" w:cs="Times New Roman"/>
+          <w:sz w:val="28"/>
+          <w:szCs w:val="28"/>
+        </w:rPr>
+        <w:t>сброс</w:t>
+      </w:r>
+      <w:r>
+        <w:rPr>
+          <w:rStyle w:val="inqyif"/>
+          <w:rFonts w:ascii="Times New Roman" w:hAnsi="Times New Roman" w:cs="Times New Roman"/>
+          <w:sz w:val="28"/>
+          <w:szCs w:val="28"/>
+        </w:rPr>
+        <w:t xml:space="preserve">. </w:t>
+      </w:r>
+      <w:r>
+        <w:rPr>
+          <w:rStyle w:val="inqyif"/>
+          <w:rFonts w:ascii="Times New Roman" w:hAnsi="Times New Roman" w:cs="Times New Roman"/>
+          <w:sz w:val="28"/>
+          <w:szCs w:val="28"/>
+        </w:rPr>
+        <w:t>Очищает внутренний регистр. Для обычной работы должен быть постоянно подключен к шине питания VCC (+5V).</w:t>
+      </w:r>
+      <w:r>
+        <w:rPr>
+          <w:rFonts w:ascii="Times New Roman" w:hAnsi="Times New Roman" w:cs="Times New Roman"/>
+          <w:sz w:val="28"/>
+          <w:szCs w:val="28"/>
+        </w:rPr>
+        <w:t xml:space="preserve"> </w:t>
+      </w:r>
+      <w:r>
+        <w:rPr>
+          <w:rFonts w:ascii="Times New Roman" w:hAnsi="Times New Roman" w:cs="Times New Roman"/>
+          <w:sz w:val="28"/>
+          <w:szCs w:val="28"/>
+          <w:lang w:val="en-US"/>
+        </w:rPr>
+        <w:t>R</w:t>
+      </w:r>
+      <w:r>
+        <w:rPr>
+          <w:rFonts w:ascii="Times New Roman" w:hAnsi="Times New Roman" w:cs="Times New Roman"/>
+          <w:sz w:val="28"/>
+          <w:szCs w:val="28"/>
+        </w:rPr>
+        <w:t xml:space="preserve"> подключен к питанию.</w:t>
+      </w:r>
+    </w:p>
+    <w:p>
+      <w:pPr>
+        <w:ind w:firstLine="708"/>
+        <w:rPr>
+          <w:rFonts w:ascii="Times New Roman" w:hAnsi="Times New Roman" w:cs="Times New Roman"/>
+          <w:sz w:val="28"/>
+          <w:szCs w:val="28"/>
+        </w:rPr>
+      </w:pPr>
+      <w:r>
+        <w:rPr>
           <w:rFonts w:ascii="Times New Roman" w:hAnsi="Times New Roman" w:cs="Times New Roman"/>
           <w:sz w:val="28"/>
           <w:szCs w:val="28"/>
@@ -1244,7 +1327,15 @@
           <w:sz w:val="28"/>
           <w:szCs w:val="28"/>
         </w:rPr>
-        <w:t>бинации.</w:t>
+        <w:t>бинации</w:t>
+      </w:r>
+      <w:r>
+        <w:rPr>
+          <w:rFonts w:ascii="Times New Roman" w:hAnsi="Times New Roman" w:cs="Times New Roman"/>
+          <w:sz w:val="28"/>
+          <w:szCs w:val="28"/>
+        </w:rPr>
+        <w:t>:</w:t>
       </w:r>
     </w:p>
     <w:p>
@@ -1269,17 +1360,6 @@
     </w:p>
     <w:p>
       <w:pPr>
-        <w:ind w:firstLine="708"/>
-        <w:rPr>
-          <w:rFonts w:ascii="Times New Roman" w:hAnsi="Times New Roman" w:cs="Times New Roman"/>
-          <w:sz w:val="28"/>
-          <w:szCs w:val="28"/>
-        </w:rPr>
-      </w:pPr>
-    </w:p>
-    <w:p>
-      <w:pPr>
-        <w:ind w:firstLine="708"/>
         <w:rPr>
           <w:rFonts w:ascii="Times New Roman" w:hAnsi="Times New Roman" w:cs="Times New Roman"/>
           <w:sz w:val="28"/>
@@ -1317,6 +1397,7 @@
                 <w:sz w:val="28"/>
                 <w:szCs w:val="28"/>
               </w:rPr>
+              <w:lastRenderedPageBreak/>
               <w:t>Разряд</w:t>
             </w:r>
           </w:p>
@@ -1388,7 +1469,6 @@
                 <w:szCs w:val="28"/>
                 <w:lang w:val="en-US"/>
               </w:rPr>
-              <w:lastRenderedPageBreak/>
               <w:t>Q4:Q0</w:t>
             </w:r>
           </w:p>
@@ -2070,6 +2150,133 @@
           <w:szCs w:val="28"/>
         </w:rPr>
       </w:pPr>
+      <w:r>
+        <w:rPr>
+          <w:rFonts w:ascii="Times New Roman" w:hAnsi="Times New Roman" w:cs="Times New Roman"/>
+          <w:sz w:val="28"/>
+          <w:szCs w:val="28"/>
+        </w:rPr>
+        <w:t>3000</w:t>
+      </w:r>
+      <w:r>
+        <w:rPr>
+          <w:rFonts w:ascii="Times New Roman" w:hAnsi="Times New Roman" w:cs="Times New Roman"/>
+          <w:sz w:val="28"/>
+          <w:szCs w:val="28"/>
+          <w:lang w:val="en-US"/>
+        </w:rPr>
+        <w:t>V</w:t>
+      </w:r>
+      <w:r>
+        <w:rPr>
+          <w:rFonts w:ascii="Times New Roman" w:hAnsi="Times New Roman" w:cs="Times New Roman"/>
+          <w:sz w:val="28"/>
+          <w:szCs w:val="28"/>
+        </w:rPr>
+        <w:t>, 50</w:t>
+      </w:r>
+      <w:r>
+        <w:rPr>
+          <w:rFonts w:ascii="Times New Roman" w:hAnsi="Times New Roman" w:cs="Times New Roman"/>
+          <w:sz w:val="28"/>
+          <w:szCs w:val="28"/>
+          <w:lang w:val="en-US"/>
+        </w:rPr>
+        <w:t>E</w:t>
+      </w:r>
+      <w:r>
+        <w:rPr>
+          <w:rFonts w:ascii="Times New Roman" w:hAnsi="Times New Roman" w:cs="Times New Roman"/>
+          <w:sz w:val="28"/>
+          <w:szCs w:val="28"/>
+        </w:rPr>
+        <w:t>-, 50</w:t>
+      </w:r>
+      <w:r>
+        <w:rPr>
+          <w:rFonts w:ascii="Times New Roman" w:hAnsi="Times New Roman" w:cs="Times New Roman"/>
+          <w:sz w:val="28"/>
+          <w:szCs w:val="28"/>
+          <w:lang w:val="en-US"/>
+        </w:rPr>
+        <w:t>E</w:t>
+      </w:r>
+      <w:r>
+        <w:rPr>
+          <w:rFonts w:ascii="Times New Roman" w:hAnsi="Times New Roman" w:cs="Times New Roman"/>
+          <w:sz w:val="28"/>
+          <w:szCs w:val="28"/>
+        </w:rPr>
+        <w:t>+</w:t>
+      </w:r>
+      <w:r>
+        <w:rPr>
+          <w:rFonts w:ascii="Times New Roman" w:hAnsi="Times New Roman" w:cs="Times New Roman"/>
+          <w:sz w:val="28"/>
+          <w:szCs w:val="28"/>
+        </w:rPr>
+        <w:t xml:space="preserve"> определяют</w:t>
+      </w:r>
+      <w:r>
+        <w:rPr>
+          <w:rFonts w:ascii="Times New Roman" w:hAnsi="Times New Roman" w:cs="Times New Roman"/>
+          <w:sz w:val="28"/>
+          <w:szCs w:val="28"/>
+        </w:rPr>
+        <w:t xml:space="preserve"> режим работы устройства. В отключенном состоянии каждый принимает состояние «1». Во включенном состоянии подтягиваются к земле по отдельности и принимают состояние «0».</w:t>
+      </w:r>
+    </w:p>
+    <w:p>
+      <w:pPr>
+        <w:ind w:firstLine="708"/>
+        <w:rPr>
+          <w:rFonts w:ascii="Times New Roman" w:hAnsi="Times New Roman" w:cs="Times New Roman"/>
+          <w:sz w:val="28"/>
+          <w:szCs w:val="28"/>
+        </w:rPr>
+      </w:pPr>
+      <w:r>
+        <w:rPr>
+          <w:rFonts w:ascii="Times New Roman" w:hAnsi="Times New Roman" w:cs="Times New Roman"/>
+          <w:sz w:val="28"/>
+          <w:szCs w:val="28"/>
+          <w:lang w:val="en-US"/>
+        </w:rPr>
+        <w:t>DOOR</w:t>
+      </w:r>
+      <w:r>
+        <w:rPr>
+          <w:rFonts w:ascii="Times New Roman" w:hAnsi="Times New Roman" w:cs="Times New Roman"/>
+          <w:sz w:val="28"/>
+          <w:szCs w:val="28"/>
+        </w:rPr>
+        <w:t xml:space="preserve"> </w:t>
+      </w:r>
+      <w:r>
+        <w:rPr>
+          <w:rFonts w:ascii="Times New Roman" w:hAnsi="Times New Roman" w:cs="Times New Roman"/>
+          <w:sz w:val="28"/>
+          <w:szCs w:val="28"/>
+        </w:rPr>
+        <w:t xml:space="preserve">представляет собой детектор открытия крышки устройства. При закрытой крышке </w:t>
+      </w:r>
+      <w:r>
+        <w:rPr>
+          <w:rFonts w:ascii="Times New Roman" w:hAnsi="Times New Roman" w:cs="Times New Roman"/>
+          <w:sz w:val="28"/>
+          <w:szCs w:val="28"/>
+          <w:lang w:val="en-US"/>
+        </w:rPr>
+        <w:t>DOOR</w:t>
+      </w:r>
+      <w:r>
+        <w:rPr>
+          <w:rFonts w:ascii="Times New Roman" w:hAnsi="Times New Roman" w:cs="Times New Roman"/>
+          <w:sz w:val="28"/>
+          <w:szCs w:val="28"/>
+        </w:rPr>
+        <w:t xml:space="preserve"> принимает состояние «0» и разрешает работу устройства. При открытии крышки принимает состояние «1» и запрещает работу устройства.</w:t>
+      </w:r>
     </w:p>
     <w:sectPr>
       <w:pgSz w:w="11906" w:h="16838"/>
